--- a/fra/docx/16.content.docx
+++ b/fra/docx/16.content.docx
@@ -136,13 +136,6 @@
         <w:rPr>
           <w:lang w:val="fr_FR" w:bidi="fr_FR"/>
         </w:rPr>
-      </w:r>
-      <w:r>
-        <w:rPr>
-          <w:i/>
-          <w:lang w:val="fr_FR" w:bidi="fr_FR"/>
-        </w:rPr>
-        <w:t>Néhémie 1.1, Néhémie 1.1–2, Néhémie 1.3, Néhémie 1.4, Néhémie 1.4 (#2), Néhémie 1.6–7, Néhémie 1.8–11, Néhémie 1.11, Néhémie 2.1, Néhémie 2.3, Néhémie 2.4, Néhémie 2.4–5, Néhémie 2.9–10, Néhémie 2.12, Néhémie 2.17–18, Néhémie 2.19–20, Néhémie 3.1, Néhémie 3.3, Néhémie 3.5, Néhémie 3.6, Néhémie 3.8, Néhémie 3.11, Néhémie 3.12, Néhémie 3.13, Néhémie 3.14, Néhémie 3.15, Néhémie 3.16, Néhémie 3.20, Néhémie 3.23, Néhémie 3.28, Néhémie 3.32, Néhémie 4.1–3, Néhémie 4.4–6, Néhémie 4.7–9, Néhémie 4.12–14, Néhémie 4.15, Néhémie 4.16, Néhémie 4.19–20, Néhémie 4.21–23, Néhémie 5.1–5, Néhémie 5.7, Néhémie 5.8, Néhémie 5.9–11, Néhémie 5.12–13, Néhémie 5.14–15, Néhémie 5.17, Néhémie 5.19, Néhémie 6.2, Néhémie 6.3, Néhémie 6.5, Néhémie 6.5–6, Néhémie 6.8, Néhémie 6.8–9, Néhémie 6.10–11, Néhémie 6.13, Néhémie 6.14, Néhémie 6.15–16, Néhémie 7.1–2, Néhémie 7.3, Néhémie 7.4, Néhémie 7.5, Néhémie 7.64, Néhémie 7.65, Néhémie 7.65 (#2), Néhémie 7.66, Néhémie 7.70–72, Néhémie 7.73, Néhémie 8.1–2, Néhémie 8.2–3, Néhémie 8.3, Néhémie 8.5, Néhémie 8.7–8, Néhémie 8.7–8 (#2), Néhémie 8.9–10, Néhémie 8.13–14, Néhémie 8.16, Néhémie 8.17, Néhémie 8.17 (#2), Néhémie 8.18, Néhémie 9.1–2, Néhémie 9.5–6, Néhémie 9.7–8, Néhémie 9.9–10, Néhémie 9.11, Néhémie 9.12–13, Néhémie 9.14–15, Néhémie 9.16–17, Néhémie 9.16–17 (#2), Néhémie 9.20, Néhémie 9.21, Néhémie 9.23–24, Néhémie 9.25, Néhémie 9.26–27, Néhémie 9.27, Néhémie 9.37, Néhémie 9.37 (#2), Néhémie 9.38, Néhémie 9.38 (#2), Néhémie 10.28–29, Néhémie 10.30–31, Néhémie 10.32–33, Néhémie 10.34, Néhémie 10.35, Néhémie 10.36, Néhémie 10.38, Néhémie 10.39, Néhémie 11.1, Néhémie 11.20, Néhémie 12.23, Néhémie 12.27, Néhémie 12.30, Néhémie 12.31, Néhémie 12.31 (#2), Néhémie 12.31 (#3), Néhémie 12.42, Néhémie 12.43, Néhémie 12.44, Néhémie 12.47, Néhémie 13.1–2, Néhémie 13.5, Néhémie 13.6, Néhémie 13.8, Néhémie 13.10, Néhémie 13.13, Néhémie 13.15, Néhémie 13.16, Néhémie 13.19, Néhémie 13.22, Néhémie 13.24, Néhémie 13.25, Néhémie 13.31</w:t>
       </w:r>
       <w:r>
         <w:rPr>

--- a/fra/docx/16.content.docx
+++ b/fra/docx/16.content.docx
@@ -123,19 +123,6 @@
           <w:lang w:val="fr_FR" w:bidi="fr_FR"/>
         </w:rPr>
         <w:t>NEH</w:t>
-      </w:r>
-      <w:r>
-        <w:rPr>
-          <w:lang w:val="fr_FR" w:bidi="fr_FR"/>
-        </w:rPr>
-      </w:r>
-    </w:p>
-    <w:p>
-      <w:pPr/>
-      <w:r>
-        <w:rPr>
-          <w:lang w:val="fr_FR" w:bidi="fr_FR"/>
-        </w:rPr>
       </w:r>
       <w:r>
         <w:rPr>

--- a/fra/docx/16.content.docx
+++ b/fra/docx/16.content.docx
@@ -19,7 +19,7 @@
         <w:rPr>
           <w:lang w:val="fr_FR" w:bidi="fr_FR"/>
         </w:rPr>
-        <w:t>Resource: Questions de Traduction (unfoldingWord)</w:t>
+        <w:t>Resource: unfoldingWord® Translation Questions</w:t>
       </w:r>
       <w:r>
         <w:rPr>
@@ -85,7 +85,7 @@
         <w:rPr>
           <w:lang w:val="fr_FR" w:bidi="fr_FR"/>
         </w:rPr>
-        <w:t>Questions de Traduction (unfoldingWord)</w:t>
+        <w:t>unfoldingWord® Translation Questions</w:t>
       </w:r>
     </w:p>
     <w:p>
